--- a/ExcelToTemplate/Template - Copy.docx
+++ b/ExcelToTemplate/Template - Copy.docx
@@ -53,7 +53,7 @@
                 <v:shape id="_x0000_i1025" type="#_x0000_t75" style="width:63.85pt;height:69.95pt" o:ole="" fillcolor="window">
                   <v:imagedata r:id="rId13" o:title="" croptop="-5840f" cropbottom="-61f" cropleft="-61f" cropright="-61f"/>
                 </v:shape>
-                <o:OLEObject Type="Embed" ProgID="Word.Picture.8" ShapeID="_x0000_i1025" DrawAspect="Content" ObjectID="_1844187460" r:id="rId14"/>
+                <o:OLEObject Type="Embed" ProgID="Word.Picture.8" ShapeID="_x0000_i1025" DrawAspect="Content" ObjectID="_1844315296" r:id="rId14"/>
               </w:object>
             </w:r>
           </w:p>
@@ -208,7 +208,6 @@
           <w:b/>
         </w:rPr>
       </w:pPr>
-      <w:proofErr w:type="gramStart"/>
       <w:r>
         <w:rPr>
           <w:b/>
@@ -219,14 +218,7 @@
         <w:rPr>
           <w:b/>
         </w:rPr>
-        <w:t>or the purpose of</w:t>
-      </w:r>
-      <w:proofErr w:type="gramEnd"/>
-      <w:r>
-        <w:rPr>
-          <w:b/>
-        </w:rPr>
-        <w:t xml:space="preserve"> changing</w:t>
+        <w:t>or the purpose of changing</w:t>
       </w:r>
       <w:r>
         <w:rPr>
@@ -1466,32 +1458,203 @@
               </w:rPr>
               <w:tab/>
             </w:r>
-            <w:sdt>
-              <w:sdtPr>
-                <w:rPr>
-                  <w:rFonts w:ascii="Times New Roman" w:hAnsi="Times New Roman"/>
-                  <w:sz w:val="18"/>
-                  <w:szCs w:val="18"/>
-                </w:rPr>
-                <w:id w:val="1385138615"/>
-                <w14:checkbox>
-                  <w14:checked w14:val="0"/>
-                  <w14:checkedState w14:val="2612" w14:font="MS Gothic"/>
-                  <w14:uncheckedState w14:val="2610" w14:font="MS Gothic"/>
-                </w14:checkbox>
-              </w:sdtPr>
-              <w:sdtEndPr/>
-              <w:sdtContent>
-                <w:r>
-                  <w:rPr>
-                    <w:rFonts w:ascii="MS Gothic" w:eastAsia="MS Gothic" w:hAnsi="MS Gothic" w:hint="eastAsia"/>
-                    <w:sz w:val="18"/>
-                    <w:szCs w:val="18"/>
-                  </w:rPr>
-                  <w:t>☐</w:t>
-                </w:r>
-              </w:sdtContent>
-            </w:sdt>
+            <w:r>
+              <w:rPr>
+                <w:rFonts w:ascii="Times New Roman" w:hAnsi="Times New Roman"/>
+                <w:sz w:val="18"/>
+                <w:szCs w:val="18"/>
+              </w:rPr>
+              <w:fldChar w:fldCharType="begin">
+                <w:ffData>
+                  <w:name w:val="cert"/>
+                  <w:enabled/>
+                  <w:calcOnExit w:val="0"/>
+                  <w:checkBox>
+                    <w:sizeAuto/>
+                    <w:default w:val="0"/>
+                  </w:checkBox>
+                </w:ffData>
+              </w:fldChar>
+            </w:r>
+            <w:bookmarkStart w:id="3" w:name="cert"/>
+            <w:r>
+              <w:rPr>
+                <w:rFonts w:ascii="Times New Roman" w:hAnsi="Times New Roman"/>
+                <w:sz w:val="18"/>
+                <w:szCs w:val="18"/>
+              </w:rPr>
+              <w:instrText xml:space="preserve"> FORMCHECKBOX </w:instrText>
+            </w:r>
+            <w:r>
+              <w:rPr>
+                <w:rFonts w:ascii="Times New Roman" w:hAnsi="Times New Roman"/>
+                <w:sz w:val="18"/>
+                <w:szCs w:val="18"/>
+              </w:rPr>
+            </w:r>
+            <w:r>
+              <w:rPr>
+                <w:rFonts w:ascii="Times New Roman" w:hAnsi="Times New Roman"/>
+                <w:sz w:val="18"/>
+                <w:szCs w:val="18"/>
+              </w:rPr>
+              <w:fldChar w:fldCharType="separate"/>
+            </w:r>
+            <w:r>
+              <w:rPr>
+                <w:rFonts w:ascii="Times New Roman" w:hAnsi="Times New Roman"/>
+                <w:sz w:val="18"/>
+                <w:szCs w:val="18"/>
+              </w:rPr>
+              <w:fldChar w:fldCharType="end"/>
+            </w:r>
+            <w:bookmarkEnd w:id="3"/>
+            <w:r>
+              <w:rPr>
+                <w:rFonts w:ascii="Times New Roman" w:hAnsi="Times New Roman"/>
+                <w:sz w:val="18"/>
+                <w:szCs w:val="18"/>
+              </w:rPr>
+              <w:t xml:space="preserve"> </w:t>
+            </w:r>
+            <w:r>
+              <w:rPr>
+                <w:rFonts w:ascii="Times New Roman" w:hAnsi="Times New Roman"/>
+                <w:sz w:val="18"/>
+                <w:szCs w:val="18"/>
+              </w:rPr>
+              <w:t>Yes</w:t>
+            </w:r>
+            <w:r>
+              <w:rPr>
+                <w:rFonts w:ascii="Times New Roman" w:hAnsi="Times New Roman"/>
+                <w:sz w:val="18"/>
+                <w:szCs w:val="18"/>
+              </w:rPr>
+              <w:tab/>
+            </w:r>
+            <w:r>
+              <w:rPr>
+                <w:rFonts w:ascii="Times New Roman" w:hAnsi="Times New Roman"/>
+                <w:sz w:val="18"/>
+                <w:szCs w:val="18"/>
+              </w:rPr>
+              <w:fldChar w:fldCharType="begin">
+                <w:ffData>
+                  <w:name w:val="Check12"/>
+                  <w:enabled/>
+                  <w:calcOnExit w:val="0"/>
+                  <w:checkBox>
+                    <w:sizeAuto/>
+                    <w:default w:val="0"/>
+                  </w:checkBox>
+                </w:ffData>
+              </w:fldChar>
+            </w:r>
+            <w:r>
+              <w:rPr>
+                <w:rFonts w:ascii="Times New Roman" w:hAnsi="Times New Roman"/>
+                <w:sz w:val="18"/>
+                <w:szCs w:val="18"/>
+              </w:rPr>
+              <w:instrText xml:space="preserve"> FORMCHECKBOX </w:instrText>
+            </w:r>
+            <w:r>
+              <w:rPr>
+                <w:rFonts w:ascii="Times New Roman" w:hAnsi="Times New Roman"/>
+                <w:sz w:val="18"/>
+                <w:szCs w:val="18"/>
+              </w:rPr>
+            </w:r>
+            <w:r>
+              <w:rPr>
+                <w:rFonts w:ascii="Times New Roman" w:hAnsi="Times New Roman"/>
+                <w:sz w:val="18"/>
+                <w:szCs w:val="18"/>
+              </w:rPr>
+              <w:fldChar w:fldCharType="separate"/>
+            </w:r>
+            <w:r>
+              <w:rPr>
+                <w:rFonts w:ascii="Times New Roman" w:hAnsi="Times New Roman"/>
+                <w:sz w:val="18"/>
+                <w:szCs w:val="18"/>
+              </w:rPr>
+              <w:fldChar w:fldCharType="end"/>
+            </w:r>
+            <w:r>
+              <w:rPr>
+                <w:rFonts w:ascii="Times New Roman" w:hAnsi="Times New Roman"/>
+                <w:sz w:val="18"/>
+                <w:szCs w:val="18"/>
+              </w:rPr>
+              <w:t xml:space="preserve"> No</w:t>
+            </w:r>
+            <w:r>
+              <w:rPr>
+                <w:rFonts w:ascii="Times New Roman" w:hAnsi="Times New Roman"/>
+                <w:sz w:val="18"/>
+                <w:szCs w:val="18"/>
+              </w:rPr>
+              <w:tab/>
+            </w:r>
+            <w:r>
+              <w:rPr>
+                <w:rFonts w:ascii="Times New Roman" w:hAnsi="Times New Roman"/>
+                <w:sz w:val="18"/>
+                <w:szCs w:val="18"/>
+              </w:rPr>
+              <w:fldChar w:fldCharType="begin">
+                <w:ffData>
+                  <w:name w:val=""/>
+                  <w:enabled/>
+                  <w:calcOnExit w:val="0"/>
+                  <w:checkBox>
+                    <w:sizeAuto/>
+                    <w:default w:val="0"/>
+                  </w:checkBox>
+                </w:ffData>
+              </w:fldChar>
+            </w:r>
+            <w:r>
+              <w:rPr>
+                <w:rFonts w:ascii="Times New Roman" w:hAnsi="Times New Roman"/>
+                <w:sz w:val="18"/>
+                <w:szCs w:val="18"/>
+              </w:rPr>
+              <w:instrText xml:space="preserve"> FORMCHECKBOX </w:instrText>
+            </w:r>
+            <w:r>
+              <w:rPr>
+                <w:rFonts w:ascii="Times New Roman" w:hAnsi="Times New Roman"/>
+                <w:sz w:val="18"/>
+                <w:szCs w:val="18"/>
+              </w:rPr>
+            </w:r>
+            <w:r>
+              <w:rPr>
+                <w:rFonts w:ascii="Times New Roman" w:hAnsi="Times New Roman"/>
+                <w:sz w:val="18"/>
+                <w:szCs w:val="18"/>
+              </w:rPr>
+              <w:fldChar w:fldCharType="separate"/>
+            </w:r>
+            <w:r>
+              <w:rPr>
+                <w:rFonts w:ascii="Times New Roman" w:hAnsi="Times New Roman"/>
+                <w:sz w:val="18"/>
+                <w:szCs w:val="18"/>
+              </w:rPr>
+              <w:fldChar w:fldCharType="end"/>
+            </w:r>
+            <w:r>
+              <w:rPr>
+                <w:rFonts w:ascii="Times New Roman" w:hAnsi="Times New Roman"/>
+                <w:sz w:val="18"/>
+                <w:szCs w:val="18"/>
+              </w:rPr>
+              <w:t xml:space="preserve"> Voluntary</w:t>
+            </w:r>
           </w:p>
         </w:tc>
       </w:tr>
@@ -1564,10 +1727,9 @@
               </w:rPr>
               <w:fldChar w:fldCharType="begin">
                 <w:ffData>
-                  <w:name w:val=""/>
+                  <w:name w:val="Check12"/>
                   <w:enabled/>
                   <w:calcOnExit w:val="0"/>
-                  <w:statusText w:type="text" w:val="TEST"/>
                   <w:checkBox>
                     <w:sizeAuto/>
                     <w:default w:val="0"/>
@@ -1976,7 +2138,7 @@
                 </w:ffData>
               </w:fldChar>
             </w:r>
-            <w:bookmarkStart w:id="3" w:name="Check12"/>
+            <w:bookmarkStart w:id="4" w:name="Check12"/>
             <w:r>
               <w:rPr>
                 <w:rFonts w:ascii="Times New Roman" w:hAnsi="Times New Roman"/>
@@ -2008,7 +2170,7 @@
               </w:rPr>
               <w:fldChar w:fldCharType="end"/>
             </w:r>
-            <w:bookmarkEnd w:id="3"/>
+            <w:bookmarkEnd w:id="4"/>
             <w:r>
               <w:rPr>
                 <w:rFonts w:ascii="Times New Roman" w:hAnsi="Times New Roman"/>
@@ -2352,7 +2514,7 @@
     </w:p>
     <w:tbl>
       <w:tblPr>
-        <w:tblW w:w="0" w:type="auto"/>
+        <w:tblW w:w="10901" w:type="dxa"/>
         <w:tblInd w:w="115" w:type="dxa"/>
         <w:tblBorders>
           <w:top w:val="single" w:sz="4" w:space="0" w:color="auto"/>
@@ -2370,7 +2532,9 @@
         <w:tblLook w:val="04A0" w:firstRow="1" w:lastRow="0" w:firstColumn="1" w:lastColumn="0" w:noHBand="0" w:noVBand="1"/>
       </w:tblPr>
       <w:tblGrid>
-        <w:gridCol w:w="5580"/>
+        <w:gridCol w:w="2310"/>
+        <w:gridCol w:w="1440"/>
+        <w:gridCol w:w="1830"/>
         <w:gridCol w:w="5321"/>
       </w:tblGrid>
       <w:tr>
@@ -2379,8 +2543,7 @@
         </w:trPr>
         <w:tc>
           <w:tcPr>
-            <w:tcW w:w="10901" w:type="dxa"/>
-            <w:gridSpan w:val="2"/>
+            <w:tcW w:w="2310" w:type="dxa"/>
           </w:tcPr>
           <w:p>
             <w:pPr>
@@ -2418,7 +2581,7 @@
                 </w:ffData>
               </w:fldChar>
             </w:r>
-            <w:bookmarkStart w:id="4" w:name="Check13"/>
+            <w:bookmarkStart w:id="5" w:name="Check13"/>
             <w:r>
               <w:rPr>
                 <w:rStyle w:val="Style10pt"/>
@@ -2450,7 +2613,7 @@
               </w:rPr>
               <w:fldChar w:fldCharType="end"/>
             </w:r>
-            <w:bookmarkEnd w:id="4"/>
+            <w:bookmarkEnd w:id="5"/>
             <w:r>
               <w:rPr>
                 <w:rStyle w:val="Style10pt"/>
@@ -2465,7 +2628,7 @@
                 <w:sz w:val="18"/>
                 <w:szCs w:val="18"/>
               </w:rPr>
-              <w:t>DPA</w:t>
+              <w:t>DP</w:t>
             </w:r>
             <w:r>
               <w:rPr>
@@ -2546,8 +2709,35 @@
                 <w:sz w:val="18"/>
                 <w:szCs w:val="18"/>
               </w:rPr>
+              <w:t>A</w:t>
+            </w:r>
+            <w:r>
+              <w:rPr>
+                <w:rStyle w:val="Style10pt"/>
+                <w:sz w:val="18"/>
+                <w:szCs w:val="18"/>
+              </w:rPr>
               <w:t xml:space="preserve">: </w:t>
             </w:r>
+            <w:bookmarkStart w:id="6" w:name="Text94"/>
+          </w:p>
+        </w:tc>
+        <w:bookmarkEnd w:id="6"/>
+        <w:tc>
+          <w:tcPr>
+            <w:tcW w:w="8591" w:type="dxa"/>
+            <w:gridSpan w:val="3"/>
+          </w:tcPr>
+          <w:p>
+            <w:pPr>
+              <w:spacing w:before="60"/>
+              <w:jc w:val="both"/>
+              <w:rPr>
+                <w:rStyle w:val="Style10pt"/>
+                <w:sz w:val="18"/>
+                <w:szCs w:val="18"/>
+              </w:rPr>
+            </w:pPr>
             <w:r>
               <w:rPr>
                 <w:sz w:val="18"/>
@@ -2564,7 +2754,6 @@
                 </w:ffData>
               </w:fldChar>
             </w:r>
-            <w:bookmarkStart w:id="5" w:name="Text94"/>
             <w:r>
               <w:rPr>
                 <w:sz w:val="18"/>
@@ -2600,7 +2789,6 @@
               </w:rPr>
               <w:fldChar w:fldCharType="end"/>
             </w:r>
-            <w:bookmarkEnd w:id="5"/>
           </w:p>
         </w:tc>
       </w:tr>
@@ -2611,6 +2799,7 @@
         <w:tc>
           <w:tcPr>
             <w:tcW w:w="5580" w:type="dxa"/>
+            <w:gridSpan w:val="3"/>
           </w:tcPr>
           <w:p>
             <w:pPr>
@@ -2766,6 +2955,7 @@
         <w:tc>
           <w:tcPr>
             <w:tcW w:w="5580" w:type="dxa"/>
+            <w:gridSpan w:val="3"/>
           </w:tcPr>
           <w:p>
             <w:pPr>
@@ -2960,7 +3150,7 @@
         </w:trPr>
         <w:tc>
           <w:tcPr>
-            <w:tcW w:w="10901" w:type="dxa"/>
+            <w:tcW w:w="3750" w:type="dxa"/>
             <w:gridSpan w:val="2"/>
             <w:tcBorders>
               <w:top w:val="nil"/>
@@ -3047,7 +3237,7 @@
                 <w:sz w:val="18"/>
                 <w:szCs w:val="18"/>
               </w:rPr>
-              <w:t>Alternate DPA</w:t>
+              <w:t>Alternate DP</w:t>
             </w:r>
             <w:r>
               <w:rPr>
@@ -3112,7 +3302,7 @@
                 <w:sz w:val="18"/>
                 <w:szCs w:val="18"/>
               </w:rPr>
-              <w:t xml:space="preserve"> Alternate </w:t>
+              <w:t xml:space="preserve"> </w:t>
             </w:r>
             <w:r>
               <w:rPr>
@@ -3128,8 +3318,36 @@
                 <w:sz w:val="18"/>
                 <w:szCs w:val="18"/>
               </w:rPr>
+              <w:t>A</w:t>
+            </w:r>
+            <w:r>
+              <w:rPr>
+                <w:rStyle w:val="Style10pt"/>
+                <w:sz w:val="18"/>
+                <w:szCs w:val="18"/>
+              </w:rPr>
               <w:t xml:space="preserve">: </w:t>
             </w:r>
+          </w:p>
+        </w:tc>
+        <w:tc>
+          <w:tcPr>
+            <w:tcW w:w="7151" w:type="dxa"/>
+            <w:gridSpan w:val="2"/>
+            <w:tcBorders>
+              <w:top w:val="nil"/>
+            </w:tcBorders>
+          </w:tcPr>
+          <w:p>
+            <w:pPr>
+              <w:spacing w:before="60"/>
+              <w:jc w:val="both"/>
+              <w:rPr>
+                <w:rStyle w:val="Style10pt"/>
+                <w:sz w:val="18"/>
+                <w:szCs w:val="18"/>
+              </w:rPr>
+            </w:pPr>
             <w:r>
               <w:rPr>
                 <w:sz w:val="18"/>
@@ -3191,6 +3409,7 @@
         <w:tc>
           <w:tcPr>
             <w:tcW w:w="5580" w:type="dxa"/>
+            <w:gridSpan w:val="3"/>
           </w:tcPr>
           <w:p>
             <w:pPr>
@@ -4672,7 +4891,7 @@
                 </w:ffData>
               </w:fldChar>
             </w:r>
-            <w:bookmarkStart w:id="6" w:name="Text95"/>
+            <w:bookmarkStart w:id="7" w:name="Text95"/>
             <w:r>
               <w:rPr>
                 <w:sz w:val="16"/>
@@ -4708,7 +4927,7 @@
               </w:rPr>
               <w:fldChar w:fldCharType="end"/>
             </w:r>
-            <w:bookmarkEnd w:id="6"/>
+            <w:bookmarkEnd w:id="7"/>
           </w:p>
         </w:tc>
         <w:tc>
@@ -4971,7 +5190,7 @@
                 </w:ffData>
               </w:fldChar>
             </w:r>
-            <w:bookmarkStart w:id="7" w:name="Text29"/>
+            <w:bookmarkStart w:id="8" w:name="Text29"/>
             <w:r>
               <w:rPr>
                 <w:sz w:val="16"/>
@@ -5007,7 +5226,7 @@
               </w:rPr>
               <w:fldChar w:fldCharType="end"/>
             </w:r>
-            <w:bookmarkEnd w:id="7"/>
+            <w:bookmarkEnd w:id="8"/>
           </w:p>
         </w:tc>
         <w:tc>
@@ -5042,7 +5261,7 @@
                 </w:ffData>
               </w:fldChar>
             </w:r>
-            <w:bookmarkStart w:id="8" w:name="Text27"/>
+            <w:bookmarkStart w:id="9" w:name="Text27"/>
             <w:r>
               <w:rPr>
                 <w:sz w:val="16"/>
@@ -5078,7 +5297,7 @@
               </w:rPr>
               <w:fldChar w:fldCharType="end"/>
             </w:r>
-            <w:bookmarkEnd w:id="8"/>
+            <w:bookmarkEnd w:id="9"/>
           </w:p>
         </w:tc>
       </w:tr>
@@ -6780,43 +6999,6 @@
 </file>
 
 <file path=customXml/item1.xml><?xml version="1.0" encoding="utf-8"?>
-<b:Sources xmlns:b="http://schemas.openxmlformats.org/officeDocument/2006/bibliography" xmlns="http://schemas.openxmlformats.org/officeDocument/2006/bibliography" SelectedStyle="\APASixthEditionOfficeOnline.xsl" StyleName="APA" Version="6"/>
-</file>
-
-<file path=customXml/item2.xml><?xml version="1.0" encoding="utf-8"?>
-<p:properties xmlns:p="http://schemas.microsoft.com/office/2006/metadata/properties" xmlns:xsi="http://www.w3.org/2001/XMLSchema-instance" xmlns:pc="http://schemas.microsoft.com/office/infopath/2007/PartnerControls">
-  <documentManagement>
-    <lcf76f155ced4ddcb4097134ff3c332f xmlns="29632331-f63e-4ba9-9084-6a4fe1447f8f">
-      <Terms xmlns="http://schemas.microsoft.com/office/infopath/2007/PartnerControls"/>
-    </lcf76f155ced4ddcb4097134ff3c332f>
-    <SteerCo_x0020_date xmlns="29632331-f63e-4ba9-9084-6a4fe1447f8f" xsi:nil="true"/>
-    <TaxCatchAll xmlns="c4ca2fa7-6f26-442d-85c3-22f139d78bf8" xsi:nil="true"/>
-  </documentManagement>
-</p:properties>
-</file>
-
-<file path=customXml/item3.xml><?xml version="1.0" encoding="utf-8"?>
-<b:Sources xmlns:b="http://schemas.openxmlformats.org/officeDocument/2006/bibliography" xmlns="http://schemas.openxmlformats.org/officeDocument/2006/bibliography" SelectedStyle="\APASixthEditionOfficeOnline.xsl" StyleName="APA" Version="6"/>
-</file>
-
-<file path=customXml/item4.xml><?xml version="1.0" encoding="utf-8"?>
-<b:Sources xmlns:b="http://schemas.openxmlformats.org/officeDocument/2006/bibliography" xmlns="http://schemas.openxmlformats.org/officeDocument/2006/bibliography" SelectedStyle="\APASixthEditionOfficeOnline.xsl" StyleName="APA" Version="6"/>
-</file>
-
-<file path=customXml/item5.xml><?xml version="1.0" encoding="utf-8"?>
-<?mso-contentType ?>
-<FormTemplates xmlns="http://schemas.microsoft.com/sharepoint/v3/contenttype/forms">
-  <Display>DocumentLibraryForm</Display>
-  <Edit>DocumentLibraryForm</Edit>
-  <New>DocumentLibraryForm</New>
-</FormTemplates>
-</file>
-
-<file path=customXml/item6.xml><?xml version="1.0" encoding="utf-8"?>
-<b:Sources xmlns:b="http://schemas.openxmlformats.org/officeDocument/2006/bibliography" xmlns="http://schemas.openxmlformats.org/officeDocument/2006/bibliography" SelectedStyle="\APASixthEditionOfficeOnline.xsl" StyleName="APA" Version="6"/>
-</file>
-
-<file path=customXml/item7.xml><?xml version="1.0" encoding="utf-8"?>
 <ct:contentTypeSchema xmlns:ct="http://schemas.microsoft.com/office/2006/metadata/contentType" xmlns:ma="http://schemas.microsoft.com/office/2006/metadata/properties/metaAttributes" ct:_="" ma:_="" ma:contentTypeName="Document" ma:contentTypeID="0x01010069CDAA337C336E43B58DBFBB828C56EE" ma:contentTypeVersion="18" ma:contentTypeDescription="Create a new document." ma:contentTypeScope="" ma:versionID="40760ae4ad712b56b2f03a21f312bd98">
   <xsd:schema xmlns:xsd="http://www.w3.org/2001/XMLSchema" xmlns:xs="http://www.w3.org/2001/XMLSchema" xmlns:p="http://schemas.microsoft.com/office/2006/metadata/properties" xmlns:ns2="29632331-f63e-4ba9-9084-6a4fe1447f8f" xmlns:ns3="c4ca2fa7-6f26-442d-85c3-22f139d78bf8" targetNamespace="http://schemas.microsoft.com/office/2006/metadata/properties" ma:root="true" ma:fieldsID="5e42fd9f3eb9e83952b6c5b52116d191" ns2:_="" ns3:_="">
     <xsd:import namespace="29632331-f63e-4ba9-9084-6a4fe1447f8f"/>
@@ -7051,58 +7233,44 @@
 </ct:contentTypeSchema>
 </file>
 
-<file path=customXml/itemProps1.xml><?xml version="1.0" encoding="utf-8"?>
-<ds:datastoreItem xmlns:ds="http://schemas.openxmlformats.org/officeDocument/2006/customXml" ds:itemID="{E506D478-A298-4942-84E4-5544E2EEDC16}">
-  <ds:schemaRefs>
-    <ds:schemaRef ds:uri="http://schemas.openxmlformats.org/officeDocument/2006/bibliography"/>
-  </ds:schemaRefs>
-</ds:datastoreItem>
+<file path=customXml/item2.xml><?xml version="1.0" encoding="utf-8"?>
+<b:Sources xmlns:b="http://schemas.openxmlformats.org/officeDocument/2006/bibliography" xmlns="http://schemas.openxmlformats.org/officeDocument/2006/bibliography" SelectedStyle="\APASixthEditionOfficeOnline.xsl" StyleName="APA" Version="6"/>
 </file>
 
-<file path=customXml/itemProps2.xml><?xml version="1.0" encoding="utf-8"?>
-<ds:datastoreItem xmlns:ds="http://schemas.openxmlformats.org/officeDocument/2006/customXml" ds:itemID="{D23E3AAA-2611-4FC5-9CEB-3C593EF7E1FE}">
-  <ds:schemaRefs>
-    <ds:schemaRef ds:uri="http://schemas.microsoft.com/office/2006/metadata/properties"/>
-    <ds:schemaRef ds:uri="http://schemas.microsoft.com/office/infopath/2007/PartnerControls"/>
-    <ds:schemaRef ds:uri="29632331-f63e-4ba9-9084-6a4fe1447f8f"/>
-    <ds:schemaRef ds:uri="c4ca2fa7-6f26-442d-85c3-22f139d78bf8"/>
-  </ds:schemaRefs>
-</ds:datastoreItem>
+<file path=customXml/item3.xml><?xml version="1.0" encoding="utf-8"?>
+<b:Sources xmlns:b="http://schemas.openxmlformats.org/officeDocument/2006/bibliography" xmlns="http://schemas.openxmlformats.org/officeDocument/2006/bibliography" SelectedStyle="\APASixthEditionOfficeOnline.xsl" StyleName="APA" Version="6"/>
 </file>
 
-<file path=customXml/itemProps3.xml><?xml version="1.0" encoding="utf-8"?>
-<ds:datastoreItem xmlns:ds="http://schemas.openxmlformats.org/officeDocument/2006/customXml" ds:itemID="{4AC0BF07-9A81-477E-96AA-D7A4CEF40FA4}">
-  <ds:schemaRefs>
-    <ds:schemaRef ds:uri="http://schemas.openxmlformats.org/officeDocument/2006/bibliography"/>
-  </ds:schemaRefs>
-</ds:datastoreItem>
+<file path=customXml/item4.xml><?xml version="1.0" encoding="utf-8"?>
+<?mso-contentType ?>
+<FormTemplates xmlns="http://schemas.microsoft.com/sharepoint/v3/contenttype/forms">
+  <Display>DocumentLibraryForm</Display>
+  <Edit>DocumentLibraryForm</Edit>
+  <New>DocumentLibraryForm</New>
+</FormTemplates>
 </file>
 
-<file path=customXml/itemProps4.xml><?xml version="1.0" encoding="utf-8"?>
-<ds:datastoreItem xmlns:ds="http://schemas.openxmlformats.org/officeDocument/2006/customXml" ds:itemID="{165A37E4-43D1-4056-A584-E84802C30086}">
-  <ds:schemaRefs>
-    <ds:schemaRef ds:uri="http://schemas.openxmlformats.org/officeDocument/2006/bibliography"/>
-  </ds:schemaRefs>
-</ds:datastoreItem>
+<file path=customXml/item5.xml><?xml version="1.0" encoding="utf-8"?>
+<b:Sources xmlns:b="http://schemas.openxmlformats.org/officeDocument/2006/bibliography" xmlns="http://schemas.openxmlformats.org/officeDocument/2006/bibliography" SelectedStyle="\APASixthEditionOfficeOnline.xsl" StyleName="APA" Version="6"/>
 </file>
 
-<file path=customXml/itemProps5.xml><?xml version="1.0" encoding="utf-8"?>
-<ds:datastoreItem xmlns:ds="http://schemas.openxmlformats.org/officeDocument/2006/customXml" ds:itemID="{315EE569-681F-4BA4-AB32-CAEB731064AF}">
-  <ds:schemaRefs>
-    <ds:schemaRef ds:uri="http://schemas.microsoft.com/sharepoint/v3/contenttype/forms"/>
-  </ds:schemaRefs>
-</ds:datastoreItem>
+<file path=customXml/item6.xml><?xml version="1.0" encoding="utf-8"?>
+<b:Sources xmlns:b="http://schemas.openxmlformats.org/officeDocument/2006/bibliography" xmlns="http://schemas.openxmlformats.org/officeDocument/2006/bibliography" SelectedStyle="\APASixthEditionOfficeOnline.xsl" StyleName="APA" Version="6"/>
 </file>
 
-<file path=customXml/itemProps6.xml><?xml version="1.0" encoding="utf-8"?>
-<ds:datastoreItem xmlns:ds="http://schemas.openxmlformats.org/officeDocument/2006/customXml" ds:itemID="{B55CE7F6-F454-4905-B2D0-6C732F33FC25}">
-  <ds:schemaRefs>
-    <ds:schemaRef ds:uri="http://schemas.openxmlformats.org/officeDocument/2006/bibliography"/>
-  </ds:schemaRefs>
-</ds:datastoreItem>
+<file path=customXml/item7.xml><?xml version="1.0" encoding="utf-8"?>
+<p:properties xmlns:p="http://schemas.microsoft.com/office/2006/metadata/properties" xmlns:xsi="http://www.w3.org/2001/XMLSchema-instance" xmlns:pc="http://schemas.microsoft.com/office/infopath/2007/PartnerControls">
+  <documentManagement>
+    <lcf76f155ced4ddcb4097134ff3c332f xmlns="29632331-f63e-4ba9-9084-6a4fe1447f8f">
+      <Terms xmlns="http://schemas.microsoft.com/office/infopath/2007/PartnerControls"/>
+    </lcf76f155ced4ddcb4097134ff3c332f>
+    <SteerCo_x0020_date xmlns="29632331-f63e-4ba9-9084-6a4fe1447f8f" xsi:nil="true"/>
+    <TaxCatchAll xmlns="c4ca2fa7-6f26-442d-85c3-22f139d78bf8" xsi:nil="true"/>
+  </documentManagement>
+</p:properties>
 </file>
 
-<file path=customXml/itemProps7.xml><?xml version="1.0" encoding="utf-8"?>
+<file path=customXml/itemProps1.xml><?xml version="1.0" encoding="utf-8"?>
 <ds:datastoreItem xmlns:ds="http://schemas.openxmlformats.org/officeDocument/2006/customXml" ds:itemID="{933064DE-5967-44B7-8B2C-C0C2120FB183}">
   <ds:schemaRefs>
     <ds:schemaRef ds:uri="http://schemas.microsoft.com/office/2006/metadata/contentType"/>
@@ -7119,4 +7287,55 @@
     <ds:schemaRef ds:uri="http://schemas.microsoft.com/internal/obd"/>
   </ds:schemaRefs>
 </ds:datastoreItem>
+</file>
+
+<file path=customXml/itemProps2.xml><?xml version="1.0" encoding="utf-8"?>
+<ds:datastoreItem xmlns:ds="http://schemas.openxmlformats.org/officeDocument/2006/customXml" ds:itemID="{E506D478-A298-4942-84E4-5544E2EEDC16}">
+  <ds:schemaRefs>
+    <ds:schemaRef ds:uri="http://schemas.openxmlformats.org/officeDocument/2006/bibliography"/>
+  </ds:schemaRefs>
+</ds:datastoreItem>
+</file>
+
+<file path=customXml/itemProps3.xml><?xml version="1.0" encoding="utf-8"?>
+<ds:datastoreItem xmlns:ds="http://schemas.openxmlformats.org/officeDocument/2006/customXml" ds:itemID="{165A37E4-43D1-4056-A584-E84802C30086}">
+  <ds:schemaRefs>
+    <ds:schemaRef ds:uri="http://schemas.openxmlformats.org/officeDocument/2006/bibliography"/>
+  </ds:schemaRefs>
+</ds:datastoreItem>
+</file>
+
+<file path=customXml/itemProps4.xml><?xml version="1.0" encoding="utf-8"?>
+<ds:datastoreItem xmlns:ds="http://schemas.openxmlformats.org/officeDocument/2006/customXml" ds:itemID="{315EE569-681F-4BA4-AB32-CAEB731064AF}">
+  <ds:schemaRefs>
+    <ds:schemaRef ds:uri="http://schemas.microsoft.com/sharepoint/v3/contenttype/forms"/>
+  </ds:schemaRefs>
+</ds:datastoreItem>
+</file>
+
+<file path=customXml/itemProps5.xml><?xml version="1.0" encoding="utf-8"?>
+<ds:datastoreItem xmlns:ds="http://schemas.openxmlformats.org/officeDocument/2006/customXml" ds:itemID="{4AC0BF07-9A81-477E-96AA-D7A4CEF40FA4}">
+  <ds:schemaRefs>
+    <ds:schemaRef ds:uri="http://schemas.openxmlformats.org/officeDocument/2006/bibliography"/>
+  </ds:schemaRefs>
+</ds:datastoreItem>
+</file>
+
+<file path=customXml/itemProps6.xml><?xml version="1.0" encoding="utf-8"?>
+<ds:datastoreItem xmlns:ds="http://schemas.openxmlformats.org/officeDocument/2006/customXml" ds:itemID="{B55CE7F6-F454-4905-B2D0-6C732F33FC25}">
+  <ds:schemaRefs>
+    <ds:schemaRef ds:uri="http://schemas.openxmlformats.org/officeDocument/2006/bibliography"/>
+  </ds:schemaRefs>
+</ds:datastoreItem>
+</file>
+
+<file path=customXml/itemProps7.xml><?xml version="1.0" encoding="utf-8"?>
+<ds:datastoreItem xmlns:ds="http://schemas.openxmlformats.org/officeDocument/2006/customXml" ds:itemID="{D23E3AAA-2611-4FC5-9CEB-3C593EF7E1FE}">
+  <ds:schemaRefs>
+    <ds:schemaRef ds:uri="http://schemas.microsoft.com/office/2006/metadata/properties"/>
+    <ds:schemaRef ds:uri="http://schemas.microsoft.com/office/infopath/2007/PartnerControls"/>
+    <ds:schemaRef ds:uri="29632331-f63e-4ba9-9084-6a4fe1447f8f"/>
+    <ds:schemaRef ds:uri="c4ca2fa7-6f26-442d-85c3-22f139d78bf8"/>
+  </ds:schemaRefs>
+</ds:datastoreItem>
 </file>
--- a/ExcelToTemplate/Template - Copy.docx
+++ b/ExcelToTemplate/Template - Copy.docx
@@ -51,9 +51,9 @@
                   <o:lock v:ext="edit" aspectratio="t"/>
                 </v:shapetype>
                 <v:shape id="_x0000_i1025" type="#_x0000_t75" style="width:63.85pt;height:69.95pt" o:ole="" fillcolor="window">
-                  <v:imagedata r:id="rId13" o:title="" croptop="-5840f" cropbottom="-61f" cropleft="-61f" cropright="-61f"/>
+                  <v:imagedata r:id="rId14" o:title="" croptop="-5840f" cropbottom="-61f" cropleft="-61f" cropright="-61f"/>
                 </v:shape>
-                <o:OLEObject Type="Embed" ProgID="Word.Picture.8" ShapeID="_x0000_i1025" DrawAspect="Content" ObjectID="_1844315296" r:id="rId14"/>
+                <o:OLEObject Type="Embed" ProgID="Word.Picture.8" ShapeID="_x0000_i1025" DrawAspect="Content" ObjectID="_1844322241" r:id="rId15"/>
               </w:object>
             </w:r>
           </w:p>
@@ -208,6 +208,7 @@
           <w:b/>
         </w:rPr>
       </w:pPr>
+      <w:proofErr w:type="gramStart"/>
       <w:r>
         <w:rPr>
           <w:b/>
@@ -218,7 +219,14 @@
         <w:rPr>
           <w:b/>
         </w:rPr>
-        <w:t>or the purpose of changing</w:t>
+        <w:t>or the purpose of</w:t>
+      </w:r>
+      <w:proofErr w:type="gramEnd"/>
+      <w:r>
+        <w:rPr>
+          <w:b/>
+        </w:rPr>
+        <w:t xml:space="preserve"> changing</w:t>
       </w:r>
       <w:r>
         <w:rPr>
@@ -1373,7 +1381,23 @@
           <w:b/>
           <w:i/>
         </w:rPr>
-        <w:t>Maritime Labour Convention, 2006 (MLC, 2006)</w:t>
+        <w:t xml:space="preserve">Maritime </w:t>
+      </w:r>
+      <w:proofErr w:type="spellStart"/>
+      <w:r>
+        <w:rPr>
+          <w:b/>
+          <w:i/>
+        </w:rPr>
+        <w:t>Labour</w:t>
+      </w:r>
+      <w:proofErr w:type="spellEnd"/>
+      <w:r>
+        <w:rPr>
+          <w:b/>
+          <w:i/>
+        </w:rPr>
+        <w:t xml:space="preserve"> Convention, 2006 (MLC, 2006)</w:t>
       </w:r>
     </w:p>
     <w:tbl>
@@ -1891,7 +1915,25 @@
                 <w:sz w:val="18"/>
                 <w:szCs w:val="18"/>
               </w:rPr>
-              <w:t xml:space="preserve"> appointed for the issuance of a Maritime Labour Certificate</w:t>
+              <w:t xml:space="preserve"> appointed for the issuance of a Maritime </w:t>
+            </w:r>
+            <w:proofErr w:type="spellStart"/>
+            <w:r>
+              <w:rPr>
+                <w:rFonts w:ascii="Times New Roman" w:hAnsi="Times New Roman"/>
+                <w:sz w:val="18"/>
+                <w:szCs w:val="18"/>
+              </w:rPr>
+              <w:t>Labour</w:t>
+            </w:r>
+            <w:proofErr w:type="spellEnd"/>
+            <w:r>
+              <w:rPr>
+                <w:rFonts w:ascii="Times New Roman" w:hAnsi="Times New Roman"/>
+                <w:sz w:val="18"/>
+                <w:szCs w:val="18"/>
+              </w:rPr>
+              <w:t xml:space="preserve"> Certificate</w:t>
             </w:r>
             <w:r>
               <w:rPr>
@@ -3182,7 +3224,7 @@
               </w:rPr>
               <w:fldChar w:fldCharType="begin">
                 <w:ffData>
-                  <w:name w:val="Check13"/>
+                  <w:name w:val=""/>
                   <w:enabled/>
                   <w:calcOnExit w:val="0"/>
                   <w:checkBox>
@@ -4823,12 +4865,14 @@
       <w:r>
         <w:t xml:space="preserve">he/she is authorized to act on behalf of the </w:t>
       </w:r>
+      <w:proofErr w:type="gramStart"/>
       <w:r>
         <w:t xml:space="preserve">below </w:t>
       </w:r>
       <w:r>
         <w:t>Company</w:t>
       </w:r>
+      <w:proofErr w:type="gramEnd"/>
       <w:r>
         <w:t>:</w:t>
       </w:r>
@@ -5391,8 +5435,8 @@
       </w:pPr>
     </w:p>
     <w:sectPr>
-      <w:headerReference w:type="even" r:id="rId15"/>
-      <w:footerReference w:type="default" r:id="rId16"/>
+      <w:headerReference w:type="even" r:id="rId16"/>
+      <w:footerReference w:type="default" r:id="rId17"/>
       <w:endnotePr>
         <w:numFmt w:val="decimal"/>
       </w:endnotePr>
@@ -5932,6 +5976,10 @@
   <w:p/>
   <w:p/>
 </w:hdr>
+</file>
+
+<file path=word/numbering.xml><?xml version="1.0" encoding="utf-8"?>
+<w:numbering xmlns:wpc="http://schemas.microsoft.com/office/word/2010/wordprocessingCanvas" xmlns:cx="http://schemas.microsoft.com/office/drawing/2014/chartex" xmlns:cx1="http://schemas.microsoft.com/office/drawing/2015/9/8/chartex" xmlns:cx2="http://schemas.microsoft.com/office/drawing/2015/10/21/chartex" xmlns:cx3="http://schemas.microsoft.com/office/drawing/2016/5/9/chartex" xmlns:cx4="http://schemas.microsoft.com/office/drawing/2016/5/10/chartex" xmlns:cx5="http://schemas.microsoft.com/office/drawing/2016/5/11/chartex" xmlns:cx6="http://schemas.microsoft.com/office/drawing/2016/5/12/chartex" xmlns:cx7="http://schemas.microsoft.com/office/drawing/2016/5/13/chartex" xmlns:cx8="http://schemas.microsoft.com/office/drawing/2016/5/14/chartex" xmlns:mc="http://schemas.openxmlformats.org/markup-compatibility/2006" xmlns:aink="http://schemas.microsoft.com/office/drawing/2016/ink" xmlns:am3d="http://schemas.microsoft.com/office/drawing/2017/model3d" xmlns:o="urn:schemas-microsoft-com:office:office" xmlns:oel="http://schemas.microsoft.com/office/2019/extlst" xmlns:r="http://schemas.openxmlformats.org/officeDocument/2006/relationships" xmlns:m="http://schemas.openxmlformats.org/officeDocument/2006/math" xmlns:v="urn:schemas-microsoft-com:vml" xmlns:wp14="http://schemas.microsoft.com/office/word/2010/wordprocessingDrawing" xmlns:wp="http://schemas.openxmlformats.org/drawingml/2006/wordprocessingDrawing" xmlns:w10="urn:schemas-microsoft-com:office:word" xmlns:w="http://schemas.openxmlformats.org/wordprocessingml/2006/main" xmlns:w14="http://schemas.microsoft.com/office/word/2010/wordml" xmlns:w15="http://schemas.microsoft.com/office/word/2012/wordml" xmlns:w16cex="http://schemas.microsoft.com/office/word/2018/wordml/cex" xmlns:w16cid="http://schemas.microsoft.com/office/word/2016/wordml/cid" xmlns:w16="http://schemas.microsoft.com/office/word/2018/wordml" xmlns:w16du="http://schemas.microsoft.com/office/word/2023/wordml/word16du" xmlns:w16sdtdh="http://schemas.microsoft.com/office/word/2020/wordml/sdtdatahash" xmlns:w16sdtfl="http://schemas.microsoft.com/office/word/2024/wordml/sdtformatlock" xmlns:w16se="http://schemas.microsoft.com/office/word/2015/wordml/symex" xmlns:wpg="http://schemas.microsoft.com/office/word/2010/wordprocessingGroup" xmlns:wpi="http://schemas.microsoft.com/office/word/2010/wordprocessingInk" xmlns:wne="http://schemas.microsoft.com/office/word/2006/wordml" xmlns:wps="http://schemas.microsoft.com/office/word/2010/wordprocessingShape" mc:Ignorable="w14 w15 w16se w16cid w16 w16cex w16sdtdh w16sdtfl w16du wp14"/>
 </file>
 
 <file path=word/styles.xml><?xml version="1.0" encoding="utf-8"?>
@@ -6999,6 +7047,35 @@
 </file>
 
 <file path=customXml/item1.xml><?xml version="1.0" encoding="utf-8"?>
+<?mso-contentType ?>
+<FormTemplates xmlns="http://schemas.microsoft.com/sharepoint/v3/contenttype/forms">
+  <Display>DocumentLibraryForm</Display>
+  <Edit>DocumentLibraryForm</Edit>
+  <New>DocumentLibraryForm</New>
+</FormTemplates>
+</file>
+
+<file path=customXml/item2.xml><?xml version="1.0" encoding="utf-8"?>
+<b:Sources xmlns:b="http://schemas.openxmlformats.org/officeDocument/2006/bibliography" xmlns="http://schemas.openxmlformats.org/officeDocument/2006/bibliography" SelectedStyle="\APASixthEditionOfficeOnline.xsl" StyleName="APA" Version="6"/>
+</file>
+
+<file path=customXml/item3.xml><?xml version="1.0" encoding="utf-8"?>
+<p:properties xmlns:p="http://schemas.microsoft.com/office/2006/metadata/properties" xmlns:xsi="http://www.w3.org/2001/XMLSchema-instance" xmlns:pc="http://schemas.microsoft.com/office/infopath/2007/PartnerControls">
+  <documentManagement>
+    <lcf76f155ced4ddcb4097134ff3c332f xmlns="29632331-f63e-4ba9-9084-6a4fe1447f8f">
+      <Terms xmlns="http://schemas.microsoft.com/office/infopath/2007/PartnerControls"/>
+    </lcf76f155ced4ddcb4097134ff3c332f>
+    <SteerCo_x0020_date xmlns="29632331-f63e-4ba9-9084-6a4fe1447f8f" xsi:nil="true"/>
+    <TaxCatchAll xmlns="c4ca2fa7-6f26-442d-85c3-22f139d78bf8" xsi:nil="true"/>
+  </documentManagement>
+</p:properties>
+</file>
+
+<file path=customXml/item4.xml><?xml version="1.0" encoding="utf-8"?>
+<b:Sources xmlns:b="http://schemas.openxmlformats.org/officeDocument/2006/bibliography" xmlns="http://schemas.openxmlformats.org/officeDocument/2006/bibliography" SelectedStyle="\APASixthEditionOfficeOnline.xsl" StyleName="APA" Version="6"/>
+</file>
+
+<file path=customXml/item5.xml><?xml version="1.0" encoding="utf-8"?>
 <ct:contentTypeSchema xmlns:ct="http://schemas.microsoft.com/office/2006/metadata/contentType" xmlns:ma="http://schemas.microsoft.com/office/2006/metadata/properties/metaAttributes" ct:_="" ma:_="" ma:contentTypeName="Document" ma:contentTypeID="0x01010069CDAA337C336E43B58DBFBB828C56EE" ma:contentTypeVersion="18" ma:contentTypeDescription="Create a new document." ma:contentTypeScope="" ma:versionID="40760ae4ad712b56b2f03a21f312bd98">
   <xsd:schema xmlns:xsd="http://www.w3.org/2001/XMLSchema" xmlns:xs="http://www.w3.org/2001/XMLSchema" xmlns:p="http://schemas.microsoft.com/office/2006/metadata/properties" xmlns:ns2="29632331-f63e-4ba9-9084-6a4fe1447f8f" xmlns:ns3="c4ca2fa7-6f26-442d-85c3-22f139d78bf8" targetNamespace="http://schemas.microsoft.com/office/2006/metadata/properties" ma:root="true" ma:fieldsID="5e42fd9f3eb9e83952b6c5b52116d191" ns2:_="" ns3:_="">
     <xsd:import namespace="29632331-f63e-4ba9-9084-6a4fe1447f8f"/>
@@ -7233,44 +7310,50 @@
 </ct:contentTypeSchema>
 </file>
 
-<file path=customXml/item2.xml><?xml version="1.0" encoding="utf-8"?>
-<b:Sources xmlns:b="http://schemas.openxmlformats.org/officeDocument/2006/bibliography" xmlns="http://schemas.openxmlformats.org/officeDocument/2006/bibliography" SelectedStyle="\APASixthEditionOfficeOnline.xsl" StyleName="APA" Version="6"/>
-</file>
-
-<file path=customXml/item3.xml><?xml version="1.0" encoding="utf-8"?>
-<b:Sources xmlns:b="http://schemas.openxmlformats.org/officeDocument/2006/bibliography" xmlns="http://schemas.openxmlformats.org/officeDocument/2006/bibliography" SelectedStyle="\APASixthEditionOfficeOnline.xsl" StyleName="APA" Version="6"/>
-</file>
-
-<file path=customXml/item4.xml><?xml version="1.0" encoding="utf-8"?>
-<?mso-contentType ?>
-<FormTemplates xmlns="http://schemas.microsoft.com/sharepoint/v3/contenttype/forms">
-  <Display>DocumentLibraryForm</Display>
-  <Edit>DocumentLibraryForm</Edit>
-  <New>DocumentLibraryForm</New>
-</FormTemplates>
-</file>
-
-<file path=customXml/item5.xml><?xml version="1.0" encoding="utf-8"?>
-<b:Sources xmlns:b="http://schemas.openxmlformats.org/officeDocument/2006/bibliography" xmlns="http://schemas.openxmlformats.org/officeDocument/2006/bibliography" SelectedStyle="\APASixthEditionOfficeOnline.xsl" StyleName="APA" Version="6"/>
-</file>
-
 <file path=customXml/item6.xml><?xml version="1.0" encoding="utf-8"?>
 <b:Sources xmlns:b="http://schemas.openxmlformats.org/officeDocument/2006/bibliography" xmlns="http://schemas.openxmlformats.org/officeDocument/2006/bibliography" SelectedStyle="\APASixthEditionOfficeOnline.xsl" StyleName="APA" Version="6"/>
 </file>
 
 <file path=customXml/item7.xml><?xml version="1.0" encoding="utf-8"?>
-<p:properties xmlns:p="http://schemas.microsoft.com/office/2006/metadata/properties" xmlns:xsi="http://www.w3.org/2001/XMLSchema-instance" xmlns:pc="http://schemas.microsoft.com/office/infopath/2007/PartnerControls">
-  <documentManagement>
-    <lcf76f155ced4ddcb4097134ff3c332f xmlns="29632331-f63e-4ba9-9084-6a4fe1447f8f">
-      <Terms xmlns="http://schemas.microsoft.com/office/infopath/2007/PartnerControls"/>
-    </lcf76f155ced4ddcb4097134ff3c332f>
-    <SteerCo_x0020_date xmlns="29632331-f63e-4ba9-9084-6a4fe1447f8f" xsi:nil="true"/>
-    <TaxCatchAll xmlns="c4ca2fa7-6f26-442d-85c3-22f139d78bf8" xsi:nil="true"/>
-  </documentManagement>
-</p:properties>
+<b:Sources xmlns:b="http://schemas.openxmlformats.org/officeDocument/2006/bibliography" xmlns="http://schemas.openxmlformats.org/officeDocument/2006/bibliography" SelectedStyle="\APASixthEditionOfficeOnline.xsl" StyleName="APA" Version="6"/>
 </file>
 
 <file path=customXml/itemProps1.xml><?xml version="1.0" encoding="utf-8"?>
+<ds:datastoreItem xmlns:ds="http://schemas.openxmlformats.org/officeDocument/2006/customXml" ds:itemID="{315EE569-681F-4BA4-AB32-CAEB731064AF}">
+  <ds:schemaRefs>
+    <ds:schemaRef ds:uri="http://schemas.microsoft.com/sharepoint/v3/contenttype/forms"/>
+  </ds:schemaRefs>
+</ds:datastoreItem>
+</file>
+
+<file path=customXml/itemProps2.xml><?xml version="1.0" encoding="utf-8"?>
+<ds:datastoreItem xmlns:ds="http://schemas.openxmlformats.org/officeDocument/2006/customXml" ds:itemID="{165A37E4-43D1-4056-A584-E84802C30086}">
+  <ds:schemaRefs>
+    <ds:schemaRef ds:uri="http://schemas.openxmlformats.org/officeDocument/2006/bibliography"/>
+  </ds:schemaRefs>
+</ds:datastoreItem>
+</file>
+
+<file path=customXml/itemProps3.xml><?xml version="1.0" encoding="utf-8"?>
+<ds:datastoreItem xmlns:ds="http://schemas.openxmlformats.org/officeDocument/2006/customXml" ds:itemID="{D23E3AAA-2611-4FC5-9CEB-3C593EF7E1FE}">
+  <ds:schemaRefs>
+    <ds:schemaRef ds:uri="http://schemas.microsoft.com/office/2006/metadata/properties"/>
+    <ds:schemaRef ds:uri="http://schemas.microsoft.com/office/infopath/2007/PartnerControls"/>
+    <ds:schemaRef ds:uri="29632331-f63e-4ba9-9084-6a4fe1447f8f"/>
+    <ds:schemaRef ds:uri="c4ca2fa7-6f26-442d-85c3-22f139d78bf8"/>
+  </ds:schemaRefs>
+</ds:datastoreItem>
+</file>
+
+<file path=customXml/itemProps4.xml><?xml version="1.0" encoding="utf-8"?>
+<ds:datastoreItem xmlns:ds="http://schemas.openxmlformats.org/officeDocument/2006/customXml" ds:itemID="{E506D478-A298-4942-84E4-5544E2EEDC16}">
+  <ds:schemaRefs>
+    <ds:schemaRef ds:uri="http://schemas.openxmlformats.org/officeDocument/2006/bibliography"/>
+  </ds:schemaRefs>
+</ds:datastoreItem>
+</file>
+
+<file path=customXml/itemProps5.xml><?xml version="1.0" encoding="utf-8"?>
 <ds:datastoreItem xmlns:ds="http://schemas.openxmlformats.org/officeDocument/2006/customXml" ds:itemID="{933064DE-5967-44B7-8B2C-C0C2120FB183}">
   <ds:schemaRefs>
     <ds:schemaRef ds:uri="http://schemas.microsoft.com/office/2006/metadata/contentType"/>
@@ -7289,38 +7372,6 @@
 </ds:datastoreItem>
 </file>
 
-<file path=customXml/itemProps2.xml><?xml version="1.0" encoding="utf-8"?>
-<ds:datastoreItem xmlns:ds="http://schemas.openxmlformats.org/officeDocument/2006/customXml" ds:itemID="{E506D478-A298-4942-84E4-5544E2EEDC16}">
-  <ds:schemaRefs>
-    <ds:schemaRef ds:uri="http://schemas.openxmlformats.org/officeDocument/2006/bibliography"/>
-  </ds:schemaRefs>
-</ds:datastoreItem>
-</file>
-
-<file path=customXml/itemProps3.xml><?xml version="1.0" encoding="utf-8"?>
-<ds:datastoreItem xmlns:ds="http://schemas.openxmlformats.org/officeDocument/2006/customXml" ds:itemID="{165A37E4-43D1-4056-A584-E84802C30086}">
-  <ds:schemaRefs>
-    <ds:schemaRef ds:uri="http://schemas.openxmlformats.org/officeDocument/2006/bibliography"/>
-  </ds:schemaRefs>
-</ds:datastoreItem>
-</file>
-
-<file path=customXml/itemProps4.xml><?xml version="1.0" encoding="utf-8"?>
-<ds:datastoreItem xmlns:ds="http://schemas.openxmlformats.org/officeDocument/2006/customXml" ds:itemID="{315EE569-681F-4BA4-AB32-CAEB731064AF}">
-  <ds:schemaRefs>
-    <ds:schemaRef ds:uri="http://schemas.microsoft.com/sharepoint/v3/contenttype/forms"/>
-  </ds:schemaRefs>
-</ds:datastoreItem>
-</file>
-
-<file path=customXml/itemProps5.xml><?xml version="1.0" encoding="utf-8"?>
-<ds:datastoreItem xmlns:ds="http://schemas.openxmlformats.org/officeDocument/2006/customXml" ds:itemID="{4AC0BF07-9A81-477E-96AA-D7A4CEF40FA4}">
-  <ds:schemaRefs>
-    <ds:schemaRef ds:uri="http://schemas.openxmlformats.org/officeDocument/2006/bibliography"/>
-  </ds:schemaRefs>
-</ds:datastoreItem>
-</file>
-
 <file path=customXml/itemProps6.xml><?xml version="1.0" encoding="utf-8"?>
 <ds:datastoreItem xmlns:ds="http://schemas.openxmlformats.org/officeDocument/2006/customXml" ds:itemID="{B55CE7F6-F454-4905-B2D0-6C732F33FC25}">
   <ds:schemaRefs>
@@ -7330,12 +7381,9 @@
 </file>
 
 <file path=customXml/itemProps7.xml><?xml version="1.0" encoding="utf-8"?>
-<ds:datastoreItem xmlns:ds="http://schemas.openxmlformats.org/officeDocument/2006/customXml" ds:itemID="{D23E3AAA-2611-4FC5-9CEB-3C593EF7E1FE}">
+<ds:datastoreItem xmlns:ds="http://schemas.openxmlformats.org/officeDocument/2006/customXml" ds:itemID="{4AC0BF07-9A81-477E-96AA-D7A4CEF40FA4}">
   <ds:schemaRefs>
-    <ds:schemaRef ds:uri="http://schemas.microsoft.com/office/2006/metadata/properties"/>
-    <ds:schemaRef ds:uri="http://schemas.microsoft.com/office/infopath/2007/PartnerControls"/>
-    <ds:schemaRef ds:uri="29632331-f63e-4ba9-9084-6a4fe1447f8f"/>
-    <ds:schemaRef ds:uri="c4ca2fa7-6f26-442d-85c3-22f139d78bf8"/>
+    <ds:schemaRef ds:uri="http://schemas.openxmlformats.org/officeDocument/2006/bibliography"/>
   </ds:schemaRefs>
 </ds:datastoreItem>
 </file>
--- a/ExcelToTemplate/Template - Copy.docx
+++ b/ExcelToTemplate/Template - Copy.docx
@@ -51,9 +51,9 @@
                   <o:lock v:ext="edit" aspectratio="t"/>
                 </v:shapetype>
                 <v:shape id="_x0000_i1025" type="#_x0000_t75" style="width:63.85pt;height:69.95pt" o:ole="" fillcolor="window">
-                  <v:imagedata r:id="rId14" o:title="" croptop="-5840f" cropbottom="-61f" cropleft="-61f" cropright="-61f"/>
+                  <v:imagedata r:id="rId13" o:title="" croptop="-5840f" cropbottom="-61f" cropleft="-61f" cropright="-61f"/>
                 </v:shape>
-                <o:OLEObject Type="Embed" ProgID="Word.Picture.8" ShapeID="_x0000_i1025" DrawAspect="Content" ObjectID="_1844322241" r:id="rId15"/>
+                <o:OLEObject Type="Embed" ProgID="Word.Picture.8" ShapeID="_x0000_i1025" DrawAspect="Content" ObjectID="_1844323259" r:id="rId14"/>
               </w:object>
             </w:r>
           </w:p>
@@ -208,7 +208,6 @@
           <w:b/>
         </w:rPr>
       </w:pPr>
-      <w:proofErr w:type="gramStart"/>
       <w:r>
         <w:rPr>
           <w:b/>
@@ -219,14 +218,7 @@
         <w:rPr>
           <w:b/>
         </w:rPr>
-        <w:t>or the purpose of</w:t>
-      </w:r>
-      <w:proofErr w:type="gramEnd"/>
-      <w:r>
-        <w:rPr>
-          <w:b/>
-        </w:rPr>
-        <w:t xml:space="preserve"> changing</w:t>
+        <w:t>or the purpose of changing</w:t>
       </w:r>
       <w:r>
         <w:rPr>
@@ -1381,23 +1373,35 @@
           <w:b/>
           <w:i/>
         </w:rPr>
-        <w:t xml:space="preserve">Maritime </w:t>
-      </w:r>
-      <w:proofErr w:type="spellStart"/>
+        <w:t>Maritime Labour Convention, 2006 (MLC, 2006)</w:t>
+      </w:r>
       <w:r>
         <w:rPr>
           <w:b/>
           <w:i/>
         </w:rPr>
-        <w:t>Labour</w:t>
-      </w:r>
-      <w:proofErr w:type="spellEnd"/>
+        <w:t xml:space="preserve"> &lt;&lt;</w:t>
+      </w:r>
       <w:r>
         <w:rPr>
           <w:b/>
           <w:i/>
         </w:rPr>
-        <w:t xml:space="preserve"> Convention, 2006 (MLC, 2006)</w:t>
+        <w:t>C</w:t>
+      </w:r>
+      <w:r>
+        <w:rPr>
+          <w:b/>
+          <w:i/>
+        </w:rPr>
+        <w:t>OMPANY REGISTERED OWNER</w:t>
+      </w:r>
+      <w:r>
+        <w:rPr>
+          <w:b/>
+          <w:i/>
+        </w:rPr>
+        <w:t>&gt;&gt;</w:t>
       </w:r>
     </w:p>
     <w:tbl>
@@ -1915,25 +1919,7 @@
                 <w:sz w:val="18"/>
                 <w:szCs w:val="18"/>
               </w:rPr>
-              <w:t xml:space="preserve"> appointed for the issuance of a Maritime </w:t>
-            </w:r>
-            <w:proofErr w:type="spellStart"/>
-            <w:r>
-              <w:rPr>
-                <w:rFonts w:ascii="Times New Roman" w:hAnsi="Times New Roman"/>
-                <w:sz w:val="18"/>
-                <w:szCs w:val="18"/>
-              </w:rPr>
-              <w:t>Labour</w:t>
-            </w:r>
-            <w:proofErr w:type="spellEnd"/>
-            <w:r>
-              <w:rPr>
-                <w:rFonts w:ascii="Times New Roman" w:hAnsi="Times New Roman"/>
-                <w:sz w:val="18"/>
-                <w:szCs w:val="18"/>
-              </w:rPr>
-              <w:t xml:space="preserve"> Certificate</w:t>
+              <w:t xml:space="preserve"> appointed for the issuance of a Maritime Labour Certificate</w:t>
             </w:r>
             <w:r>
               <w:rPr>
@@ -4865,14 +4851,12 @@
       <w:r>
         <w:t xml:space="preserve">he/she is authorized to act on behalf of the </w:t>
       </w:r>
-      <w:proofErr w:type="gramStart"/>
       <w:r>
         <w:t xml:space="preserve">below </w:t>
       </w:r>
       <w:r>
         <w:t>Company</w:t>
       </w:r>
-      <w:proofErr w:type="gramEnd"/>
       <w:r>
         <w:t>:</w:t>
       </w:r>
@@ -5435,8 +5419,8 @@
       </w:pPr>
     </w:p>
     <w:sectPr>
-      <w:headerReference w:type="even" r:id="rId16"/>
-      <w:footerReference w:type="default" r:id="rId17"/>
+      <w:headerReference w:type="even" r:id="rId15"/>
+      <w:footerReference w:type="default" r:id="rId16"/>
       <w:endnotePr>
         <w:numFmt w:val="decimal"/>
       </w:endnotePr>
@@ -5976,10 +5960,6 @@
   <w:p/>
   <w:p/>
 </w:hdr>
-</file>
-
-<file path=word/numbering.xml><?xml version="1.0" encoding="utf-8"?>
-<w:numbering xmlns:wpc="http://schemas.microsoft.com/office/word/2010/wordprocessingCanvas" xmlns:cx="http://schemas.microsoft.com/office/drawing/2014/chartex" xmlns:cx1="http://schemas.microsoft.com/office/drawing/2015/9/8/chartex" xmlns:cx2="http://schemas.microsoft.com/office/drawing/2015/10/21/chartex" xmlns:cx3="http://schemas.microsoft.com/office/drawing/2016/5/9/chartex" xmlns:cx4="http://schemas.microsoft.com/office/drawing/2016/5/10/chartex" xmlns:cx5="http://schemas.microsoft.com/office/drawing/2016/5/11/chartex" xmlns:cx6="http://schemas.microsoft.com/office/drawing/2016/5/12/chartex" xmlns:cx7="http://schemas.microsoft.com/office/drawing/2016/5/13/chartex" xmlns:cx8="http://schemas.microsoft.com/office/drawing/2016/5/14/chartex" xmlns:mc="http://schemas.openxmlformats.org/markup-compatibility/2006" xmlns:aink="http://schemas.microsoft.com/office/drawing/2016/ink" xmlns:am3d="http://schemas.microsoft.com/office/drawing/2017/model3d" xmlns:o="urn:schemas-microsoft-com:office:office" xmlns:oel="http://schemas.microsoft.com/office/2019/extlst" xmlns:r="http://schemas.openxmlformats.org/officeDocument/2006/relationships" xmlns:m="http://schemas.openxmlformats.org/officeDocument/2006/math" xmlns:v="urn:schemas-microsoft-com:vml" xmlns:wp14="http://schemas.microsoft.com/office/word/2010/wordprocessingDrawing" xmlns:wp="http://schemas.openxmlformats.org/drawingml/2006/wordprocessingDrawing" xmlns:w10="urn:schemas-microsoft-com:office:word" xmlns:w="http://schemas.openxmlformats.org/wordprocessingml/2006/main" xmlns:w14="http://schemas.microsoft.com/office/word/2010/wordml" xmlns:w15="http://schemas.microsoft.com/office/word/2012/wordml" xmlns:w16cex="http://schemas.microsoft.com/office/word/2018/wordml/cex" xmlns:w16cid="http://schemas.microsoft.com/office/word/2016/wordml/cid" xmlns:w16="http://schemas.microsoft.com/office/word/2018/wordml" xmlns:w16du="http://schemas.microsoft.com/office/word/2023/wordml/word16du" xmlns:w16sdtdh="http://schemas.microsoft.com/office/word/2020/wordml/sdtdatahash" xmlns:w16sdtfl="http://schemas.microsoft.com/office/word/2024/wordml/sdtformatlock" xmlns:w16se="http://schemas.microsoft.com/office/word/2015/wordml/symex" xmlns:wpg="http://schemas.microsoft.com/office/word/2010/wordprocessingGroup" xmlns:wpi="http://schemas.microsoft.com/office/word/2010/wordprocessingInk" xmlns:wne="http://schemas.microsoft.com/office/word/2006/wordml" xmlns:wps="http://schemas.microsoft.com/office/word/2010/wordprocessingShape" mc:Ignorable="w14 w15 w16se w16cid w16 w16cex w16sdtdh w16sdtfl w16du wp14"/>
 </file>
 
 <file path=word/styles.xml><?xml version="1.0" encoding="utf-8"?>
@@ -7047,19 +7027,10 @@
 </file>
 
 <file path=customXml/item1.xml><?xml version="1.0" encoding="utf-8"?>
-<?mso-contentType ?>
-<FormTemplates xmlns="http://schemas.microsoft.com/sharepoint/v3/contenttype/forms">
-  <Display>DocumentLibraryForm</Display>
-  <Edit>DocumentLibraryForm</Edit>
-  <New>DocumentLibraryForm</New>
-</FormTemplates>
+<b:Sources xmlns:b="http://schemas.openxmlformats.org/officeDocument/2006/bibliography" xmlns="http://schemas.openxmlformats.org/officeDocument/2006/bibliography" SelectedStyle="\APASixthEditionOfficeOnline.xsl" StyleName="APA" Version="6"/>
 </file>
 
 <file path=customXml/item2.xml><?xml version="1.0" encoding="utf-8"?>
-<b:Sources xmlns:b="http://schemas.openxmlformats.org/officeDocument/2006/bibliography" xmlns="http://schemas.openxmlformats.org/officeDocument/2006/bibliography" SelectedStyle="\APASixthEditionOfficeOnline.xsl" StyleName="APA" Version="6"/>
-</file>
-
-<file path=customXml/item3.xml><?xml version="1.0" encoding="utf-8"?>
 <p:properties xmlns:p="http://schemas.microsoft.com/office/2006/metadata/properties" xmlns:xsi="http://www.w3.org/2001/XMLSchema-instance" xmlns:pc="http://schemas.microsoft.com/office/infopath/2007/PartnerControls">
   <documentManagement>
     <lcf76f155ced4ddcb4097134ff3c332f xmlns="29632331-f63e-4ba9-9084-6a4fe1447f8f">
@@ -7071,11 +7042,28 @@
 </p:properties>
 </file>
 
+<file path=customXml/item3.xml><?xml version="1.0" encoding="utf-8"?>
+<b:Sources xmlns:b="http://schemas.openxmlformats.org/officeDocument/2006/bibliography" xmlns="http://schemas.openxmlformats.org/officeDocument/2006/bibliography" SelectedStyle="\APASixthEditionOfficeOnline.xsl" StyleName="APA" Version="6"/>
+</file>
+
 <file path=customXml/item4.xml><?xml version="1.0" encoding="utf-8"?>
 <b:Sources xmlns:b="http://schemas.openxmlformats.org/officeDocument/2006/bibliography" xmlns="http://schemas.openxmlformats.org/officeDocument/2006/bibliography" SelectedStyle="\APASixthEditionOfficeOnline.xsl" StyleName="APA" Version="6"/>
 </file>
 
 <file path=customXml/item5.xml><?xml version="1.0" encoding="utf-8"?>
+<?mso-contentType ?>
+<FormTemplates xmlns="http://schemas.microsoft.com/sharepoint/v3/contenttype/forms">
+  <Display>DocumentLibraryForm</Display>
+  <Edit>DocumentLibraryForm</Edit>
+  <New>DocumentLibraryForm</New>
+</FormTemplates>
+</file>
+
+<file path=customXml/item6.xml><?xml version="1.0" encoding="utf-8"?>
+<b:Sources xmlns:b="http://schemas.openxmlformats.org/officeDocument/2006/bibliography" xmlns="http://schemas.openxmlformats.org/officeDocument/2006/bibliography" SelectedStyle="\APASixthEditionOfficeOnline.xsl" StyleName="APA" Version="6"/>
+</file>
+
+<file path=customXml/item7.xml><?xml version="1.0" encoding="utf-8"?>
 <ct:contentTypeSchema xmlns:ct="http://schemas.microsoft.com/office/2006/metadata/contentType" xmlns:ma="http://schemas.microsoft.com/office/2006/metadata/properties/metaAttributes" ct:_="" ma:_="" ma:contentTypeName="Document" ma:contentTypeID="0x01010069CDAA337C336E43B58DBFBB828C56EE" ma:contentTypeVersion="18" ma:contentTypeDescription="Create a new document." ma:contentTypeScope="" ma:versionID="40760ae4ad712b56b2f03a21f312bd98">
   <xsd:schema xmlns:xsd="http://www.w3.org/2001/XMLSchema" xmlns:xs="http://www.w3.org/2001/XMLSchema" xmlns:p="http://schemas.microsoft.com/office/2006/metadata/properties" xmlns:ns2="29632331-f63e-4ba9-9084-6a4fe1447f8f" xmlns:ns3="c4ca2fa7-6f26-442d-85c3-22f139d78bf8" targetNamespace="http://schemas.microsoft.com/office/2006/metadata/properties" ma:root="true" ma:fieldsID="5e42fd9f3eb9e83952b6c5b52116d191" ns2:_="" ns3:_="">
     <xsd:import namespace="29632331-f63e-4ba9-9084-6a4fe1447f8f"/>
@@ -7310,31 +7298,15 @@
 </ct:contentTypeSchema>
 </file>
 
-<file path=customXml/item6.xml><?xml version="1.0" encoding="utf-8"?>
-<b:Sources xmlns:b="http://schemas.openxmlformats.org/officeDocument/2006/bibliography" xmlns="http://schemas.openxmlformats.org/officeDocument/2006/bibliography" SelectedStyle="\APASixthEditionOfficeOnline.xsl" StyleName="APA" Version="6"/>
-</file>
-
-<file path=customXml/item7.xml><?xml version="1.0" encoding="utf-8"?>
-<b:Sources xmlns:b="http://schemas.openxmlformats.org/officeDocument/2006/bibliography" xmlns="http://schemas.openxmlformats.org/officeDocument/2006/bibliography" SelectedStyle="\APASixthEditionOfficeOnline.xsl" StyleName="APA" Version="6"/>
-</file>
-
 <file path=customXml/itemProps1.xml><?xml version="1.0" encoding="utf-8"?>
-<ds:datastoreItem xmlns:ds="http://schemas.openxmlformats.org/officeDocument/2006/customXml" ds:itemID="{315EE569-681F-4BA4-AB32-CAEB731064AF}">
-  <ds:schemaRefs>
-    <ds:schemaRef ds:uri="http://schemas.microsoft.com/sharepoint/v3/contenttype/forms"/>
-  </ds:schemaRefs>
-</ds:datastoreItem>
-</file>
-
-<file path=customXml/itemProps2.xml><?xml version="1.0" encoding="utf-8"?>
-<ds:datastoreItem xmlns:ds="http://schemas.openxmlformats.org/officeDocument/2006/customXml" ds:itemID="{165A37E4-43D1-4056-A584-E84802C30086}">
+<ds:datastoreItem xmlns:ds="http://schemas.openxmlformats.org/officeDocument/2006/customXml" ds:itemID="{E506D478-A298-4942-84E4-5544E2EEDC16}">
   <ds:schemaRefs>
     <ds:schemaRef ds:uri="http://schemas.openxmlformats.org/officeDocument/2006/bibliography"/>
   </ds:schemaRefs>
 </ds:datastoreItem>
 </file>
 
-<file path=customXml/itemProps3.xml><?xml version="1.0" encoding="utf-8"?>
+<file path=customXml/itemProps2.xml><?xml version="1.0" encoding="utf-8"?>
 <ds:datastoreItem xmlns:ds="http://schemas.openxmlformats.org/officeDocument/2006/customXml" ds:itemID="{D23E3AAA-2611-4FC5-9CEB-3C593EF7E1FE}">
   <ds:schemaRefs>
     <ds:schemaRef ds:uri="http://schemas.microsoft.com/office/2006/metadata/properties"/>
@@ -7345,8 +7317,16 @@
 </ds:datastoreItem>
 </file>
 
+<file path=customXml/itemProps3.xml><?xml version="1.0" encoding="utf-8"?>
+<ds:datastoreItem xmlns:ds="http://schemas.openxmlformats.org/officeDocument/2006/customXml" ds:itemID="{4AC0BF07-9A81-477E-96AA-D7A4CEF40FA4}">
+  <ds:schemaRefs>
+    <ds:schemaRef ds:uri="http://schemas.openxmlformats.org/officeDocument/2006/bibliography"/>
+  </ds:schemaRefs>
+</ds:datastoreItem>
+</file>
+
 <file path=customXml/itemProps4.xml><?xml version="1.0" encoding="utf-8"?>
-<ds:datastoreItem xmlns:ds="http://schemas.openxmlformats.org/officeDocument/2006/customXml" ds:itemID="{E506D478-A298-4942-84E4-5544E2EEDC16}">
+<ds:datastoreItem xmlns:ds="http://schemas.openxmlformats.org/officeDocument/2006/customXml" ds:itemID="{165A37E4-43D1-4056-A584-E84802C30086}">
   <ds:schemaRefs>
     <ds:schemaRef ds:uri="http://schemas.openxmlformats.org/officeDocument/2006/bibliography"/>
   </ds:schemaRefs>
@@ -7354,6 +7334,22 @@
 </file>
 
 <file path=customXml/itemProps5.xml><?xml version="1.0" encoding="utf-8"?>
+<ds:datastoreItem xmlns:ds="http://schemas.openxmlformats.org/officeDocument/2006/customXml" ds:itemID="{315EE569-681F-4BA4-AB32-CAEB731064AF}">
+  <ds:schemaRefs>
+    <ds:schemaRef ds:uri="http://schemas.microsoft.com/sharepoint/v3/contenttype/forms"/>
+  </ds:schemaRefs>
+</ds:datastoreItem>
+</file>
+
+<file path=customXml/itemProps6.xml><?xml version="1.0" encoding="utf-8"?>
+<ds:datastoreItem xmlns:ds="http://schemas.openxmlformats.org/officeDocument/2006/customXml" ds:itemID="{B55CE7F6-F454-4905-B2D0-6C732F33FC25}">
+  <ds:schemaRefs>
+    <ds:schemaRef ds:uri="http://schemas.openxmlformats.org/officeDocument/2006/bibliography"/>
+  </ds:schemaRefs>
+</ds:datastoreItem>
+</file>
+
+<file path=customXml/itemProps7.xml><?xml version="1.0" encoding="utf-8"?>
 <ds:datastoreItem xmlns:ds="http://schemas.openxmlformats.org/officeDocument/2006/customXml" ds:itemID="{933064DE-5967-44B7-8B2C-C0C2120FB183}">
   <ds:schemaRefs>
     <ds:schemaRef ds:uri="http://schemas.microsoft.com/office/2006/metadata/contentType"/>
@@ -7370,20 +7366,4 @@
     <ds:schemaRef ds:uri="http://schemas.microsoft.com/internal/obd"/>
   </ds:schemaRefs>
 </ds:datastoreItem>
-</file>
-
-<file path=customXml/itemProps6.xml><?xml version="1.0" encoding="utf-8"?>
-<ds:datastoreItem xmlns:ds="http://schemas.openxmlformats.org/officeDocument/2006/customXml" ds:itemID="{B55CE7F6-F454-4905-B2D0-6C732F33FC25}">
-  <ds:schemaRefs>
-    <ds:schemaRef ds:uri="http://schemas.openxmlformats.org/officeDocument/2006/bibliography"/>
-  </ds:schemaRefs>
-</ds:datastoreItem>
-</file>
-
-<file path=customXml/itemProps7.xml><?xml version="1.0" encoding="utf-8"?>
-<ds:datastoreItem xmlns:ds="http://schemas.openxmlformats.org/officeDocument/2006/customXml" ds:itemID="{4AC0BF07-9A81-477E-96AA-D7A4CEF40FA4}">
-  <ds:schemaRefs>
-    <ds:schemaRef ds:uri="http://schemas.openxmlformats.org/officeDocument/2006/bibliography"/>
-  </ds:schemaRefs>
-</ds:datastoreItem>
 </file>
--- a/ExcelToTemplate/Template - Copy.docx
+++ b/ExcelToTemplate/Template - Copy.docx
@@ -53,7 +53,7 @@
                 <v:shape id="_x0000_i1025" type="#_x0000_t75" style="width:63.85pt;height:69.95pt" o:ole="" fillcolor="window">
                   <v:imagedata r:id="rId13" o:title="" croptop="-5840f" cropbottom="-61f" cropleft="-61f" cropright="-61f"/>
                 </v:shape>
-                <o:OLEObject Type="Embed" ProgID="Word.Picture.8" ShapeID="_x0000_i1025" DrawAspect="Content" ObjectID="_1844323259" r:id="rId14"/>
+                <o:OLEObject Type="Embed" ProgID="Word.Picture.8" ShapeID="_x0000_i1025" DrawAspect="Content" ObjectID="_1844323403" r:id="rId14"/>
               </w:object>
             </w:r>
           </w:p>
@@ -3331,6 +3331,14 @@
                 <w:szCs w:val="18"/>
               </w:rPr>
               <w:t xml:space="preserve"> </w:t>
+            </w:r>
+            <w:r>
+              <w:rPr>
+                <w:rStyle w:val="Style10pt"/>
+                <w:sz w:val="18"/>
+                <w:szCs w:val="18"/>
+              </w:rPr>
+              <w:t xml:space="preserve">Alternate </w:t>
             </w:r>
             <w:r>
               <w:rPr>
@@ -7031,39 +7039,10 @@
 </file>
 
 <file path=customXml/item2.xml><?xml version="1.0" encoding="utf-8"?>
-<p:properties xmlns:p="http://schemas.microsoft.com/office/2006/metadata/properties" xmlns:xsi="http://www.w3.org/2001/XMLSchema-instance" xmlns:pc="http://schemas.microsoft.com/office/infopath/2007/PartnerControls">
-  <documentManagement>
-    <lcf76f155ced4ddcb4097134ff3c332f xmlns="29632331-f63e-4ba9-9084-6a4fe1447f8f">
-      <Terms xmlns="http://schemas.microsoft.com/office/infopath/2007/PartnerControls"/>
-    </lcf76f155ced4ddcb4097134ff3c332f>
-    <SteerCo_x0020_date xmlns="29632331-f63e-4ba9-9084-6a4fe1447f8f" xsi:nil="true"/>
-    <TaxCatchAll xmlns="c4ca2fa7-6f26-442d-85c3-22f139d78bf8" xsi:nil="true"/>
-  </documentManagement>
-</p:properties>
+<b:Sources xmlns:b="http://schemas.openxmlformats.org/officeDocument/2006/bibliography" xmlns="http://schemas.openxmlformats.org/officeDocument/2006/bibliography" SelectedStyle="\APASixthEditionOfficeOnline.xsl" StyleName="APA" Version="6"/>
 </file>
 
 <file path=customXml/item3.xml><?xml version="1.0" encoding="utf-8"?>
-<b:Sources xmlns:b="http://schemas.openxmlformats.org/officeDocument/2006/bibliography" xmlns="http://schemas.openxmlformats.org/officeDocument/2006/bibliography" SelectedStyle="\APASixthEditionOfficeOnline.xsl" StyleName="APA" Version="6"/>
-</file>
-
-<file path=customXml/item4.xml><?xml version="1.0" encoding="utf-8"?>
-<b:Sources xmlns:b="http://schemas.openxmlformats.org/officeDocument/2006/bibliography" xmlns="http://schemas.openxmlformats.org/officeDocument/2006/bibliography" SelectedStyle="\APASixthEditionOfficeOnline.xsl" StyleName="APA" Version="6"/>
-</file>
-
-<file path=customXml/item5.xml><?xml version="1.0" encoding="utf-8"?>
-<?mso-contentType ?>
-<FormTemplates xmlns="http://schemas.microsoft.com/sharepoint/v3/contenttype/forms">
-  <Display>DocumentLibraryForm</Display>
-  <Edit>DocumentLibraryForm</Edit>
-  <New>DocumentLibraryForm</New>
-</FormTemplates>
-</file>
-
-<file path=customXml/item6.xml><?xml version="1.0" encoding="utf-8"?>
-<b:Sources xmlns:b="http://schemas.openxmlformats.org/officeDocument/2006/bibliography" xmlns="http://schemas.openxmlformats.org/officeDocument/2006/bibliography" SelectedStyle="\APASixthEditionOfficeOnline.xsl" StyleName="APA" Version="6"/>
-</file>
-
-<file path=customXml/item7.xml><?xml version="1.0" encoding="utf-8"?>
 <ct:contentTypeSchema xmlns:ct="http://schemas.microsoft.com/office/2006/metadata/contentType" xmlns:ma="http://schemas.microsoft.com/office/2006/metadata/properties/metaAttributes" ct:_="" ma:_="" ma:contentTypeName="Document" ma:contentTypeID="0x01010069CDAA337C336E43B58DBFBB828C56EE" ma:contentTypeVersion="18" ma:contentTypeDescription="Create a new document." ma:contentTypeScope="" ma:versionID="40760ae4ad712b56b2f03a21f312bd98">
   <xsd:schema xmlns:xsd="http://www.w3.org/2001/XMLSchema" xmlns:xs="http://www.w3.org/2001/XMLSchema" xmlns:p="http://schemas.microsoft.com/office/2006/metadata/properties" xmlns:ns2="29632331-f63e-4ba9-9084-6a4fe1447f8f" xmlns:ns3="c4ca2fa7-6f26-442d-85c3-22f139d78bf8" targetNamespace="http://schemas.microsoft.com/office/2006/metadata/properties" ma:root="true" ma:fieldsID="5e42fd9f3eb9e83952b6c5b52116d191" ns2:_="" ns3:_="">
     <xsd:import namespace="29632331-f63e-4ba9-9084-6a4fe1447f8f"/>
@@ -7298,8 +7277,37 @@
 </ct:contentTypeSchema>
 </file>
 
+<file path=customXml/item4.xml><?xml version="1.0" encoding="utf-8"?>
+<p:properties xmlns:p="http://schemas.microsoft.com/office/2006/metadata/properties" xmlns:xsi="http://www.w3.org/2001/XMLSchema-instance" xmlns:pc="http://schemas.microsoft.com/office/infopath/2007/PartnerControls">
+  <documentManagement>
+    <lcf76f155ced4ddcb4097134ff3c332f xmlns="29632331-f63e-4ba9-9084-6a4fe1447f8f">
+      <Terms xmlns="http://schemas.microsoft.com/office/infopath/2007/PartnerControls"/>
+    </lcf76f155ced4ddcb4097134ff3c332f>
+    <SteerCo_x0020_date xmlns="29632331-f63e-4ba9-9084-6a4fe1447f8f" xsi:nil="true"/>
+    <TaxCatchAll xmlns="c4ca2fa7-6f26-442d-85c3-22f139d78bf8" xsi:nil="true"/>
+  </documentManagement>
+</p:properties>
+</file>
+
+<file path=customXml/item5.xml><?xml version="1.0" encoding="utf-8"?>
+<b:Sources xmlns:b="http://schemas.openxmlformats.org/officeDocument/2006/bibliography" xmlns="http://schemas.openxmlformats.org/officeDocument/2006/bibliography" SelectedStyle="\APASixthEditionOfficeOnline.xsl" StyleName="APA" Version="6"/>
+</file>
+
+<file path=customXml/item6.xml><?xml version="1.0" encoding="utf-8"?>
+<b:Sources xmlns:b="http://schemas.openxmlformats.org/officeDocument/2006/bibliography" xmlns="http://schemas.openxmlformats.org/officeDocument/2006/bibliography" SelectedStyle="\APASixthEditionOfficeOnline.xsl" StyleName="APA" Version="6"/>
+</file>
+
+<file path=customXml/item7.xml><?xml version="1.0" encoding="utf-8"?>
+<?mso-contentType ?>
+<FormTemplates xmlns="http://schemas.microsoft.com/sharepoint/v3/contenttype/forms">
+  <Display>DocumentLibraryForm</Display>
+  <Edit>DocumentLibraryForm</Edit>
+  <New>DocumentLibraryForm</New>
+</FormTemplates>
+</file>
+
 <file path=customXml/itemProps1.xml><?xml version="1.0" encoding="utf-8"?>
-<ds:datastoreItem xmlns:ds="http://schemas.openxmlformats.org/officeDocument/2006/customXml" ds:itemID="{E506D478-A298-4942-84E4-5544E2EEDC16}">
+<ds:datastoreItem xmlns:ds="http://schemas.openxmlformats.org/officeDocument/2006/customXml" ds:itemID="{165A37E4-43D1-4056-A584-E84802C30086}">
   <ds:schemaRefs>
     <ds:schemaRef ds:uri="http://schemas.openxmlformats.org/officeDocument/2006/bibliography"/>
   </ds:schemaRefs>
@@ -7307,17 +7315,6 @@
 </file>
 
 <file path=customXml/itemProps2.xml><?xml version="1.0" encoding="utf-8"?>
-<ds:datastoreItem xmlns:ds="http://schemas.openxmlformats.org/officeDocument/2006/customXml" ds:itemID="{D23E3AAA-2611-4FC5-9CEB-3C593EF7E1FE}">
-  <ds:schemaRefs>
-    <ds:schemaRef ds:uri="http://schemas.microsoft.com/office/2006/metadata/properties"/>
-    <ds:schemaRef ds:uri="http://schemas.microsoft.com/office/infopath/2007/PartnerControls"/>
-    <ds:schemaRef ds:uri="29632331-f63e-4ba9-9084-6a4fe1447f8f"/>
-    <ds:schemaRef ds:uri="c4ca2fa7-6f26-442d-85c3-22f139d78bf8"/>
-  </ds:schemaRefs>
-</ds:datastoreItem>
-</file>
-
-<file path=customXml/itemProps3.xml><?xml version="1.0" encoding="utf-8"?>
 <ds:datastoreItem xmlns:ds="http://schemas.openxmlformats.org/officeDocument/2006/customXml" ds:itemID="{4AC0BF07-9A81-477E-96AA-D7A4CEF40FA4}">
   <ds:schemaRefs>
     <ds:schemaRef ds:uri="http://schemas.openxmlformats.org/officeDocument/2006/bibliography"/>
@@ -7325,31 +7322,7 @@
 </ds:datastoreItem>
 </file>
 
-<file path=customXml/itemProps4.xml><?xml version="1.0" encoding="utf-8"?>
-<ds:datastoreItem xmlns:ds="http://schemas.openxmlformats.org/officeDocument/2006/customXml" ds:itemID="{165A37E4-43D1-4056-A584-E84802C30086}">
-  <ds:schemaRefs>
-    <ds:schemaRef ds:uri="http://schemas.openxmlformats.org/officeDocument/2006/bibliography"/>
-  </ds:schemaRefs>
-</ds:datastoreItem>
-</file>
-
-<file path=customXml/itemProps5.xml><?xml version="1.0" encoding="utf-8"?>
-<ds:datastoreItem xmlns:ds="http://schemas.openxmlformats.org/officeDocument/2006/customXml" ds:itemID="{315EE569-681F-4BA4-AB32-CAEB731064AF}">
-  <ds:schemaRefs>
-    <ds:schemaRef ds:uri="http://schemas.microsoft.com/sharepoint/v3/contenttype/forms"/>
-  </ds:schemaRefs>
-</ds:datastoreItem>
-</file>
-
-<file path=customXml/itemProps6.xml><?xml version="1.0" encoding="utf-8"?>
-<ds:datastoreItem xmlns:ds="http://schemas.openxmlformats.org/officeDocument/2006/customXml" ds:itemID="{B55CE7F6-F454-4905-B2D0-6C732F33FC25}">
-  <ds:schemaRefs>
-    <ds:schemaRef ds:uri="http://schemas.openxmlformats.org/officeDocument/2006/bibliography"/>
-  </ds:schemaRefs>
-</ds:datastoreItem>
-</file>
-
-<file path=customXml/itemProps7.xml><?xml version="1.0" encoding="utf-8"?>
+<file path=customXml/itemProps3.xml><?xml version="1.0" encoding="utf-8"?>
 <ds:datastoreItem xmlns:ds="http://schemas.openxmlformats.org/officeDocument/2006/customXml" ds:itemID="{933064DE-5967-44B7-8B2C-C0C2120FB183}">
   <ds:schemaRefs>
     <ds:schemaRef ds:uri="http://schemas.microsoft.com/office/2006/metadata/contentType"/>
@@ -7366,4 +7339,39 @@
     <ds:schemaRef ds:uri="http://schemas.microsoft.com/internal/obd"/>
   </ds:schemaRefs>
 </ds:datastoreItem>
+</file>
+
+<file path=customXml/itemProps4.xml><?xml version="1.0" encoding="utf-8"?>
+<ds:datastoreItem xmlns:ds="http://schemas.openxmlformats.org/officeDocument/2006/customXml" ds:itemID="{D23E3AAA-2611-4FC5-9CEB-3C593EF7E1FE}">
+  <ds:schemaRefs>
+    <ds:schemaRef ds:uri="http://schemas.microsoft.com/office/2006/metadata/properties"/>
+    <ds:schemaRef ds:uri="http://schemas.microsoft.com/office/infopath/2007/PartnerControls"/>
+    <ds:schemaRef ds:uri="29632331-f63e-4ba9-9084-6a4fe1447f8f"/>
+    <ds:schemaRef ds:uri="c4ca2fa7-6f26-442d-85c3-22f139d78bf8"/>
+  </ds:schemaRefs>
+</ds:datastoreItem>
+</file>
+
+<file path=customXml/itemProps5.xml><?xml version="1.0" encoding="utf-8"?>
+<ds:datastoreItem xmlns:ds="http://schemas.openxmlformats.org/officeDocument/2006/customXml" ds:itemID="{E506D478-A298-4942-84E4-5544E2EEDC16}">
+  <ds:schemaRefs>
+    <ds:schemaRef ds:uri="http://schemas.openxmlformats.org/officeDocument/2006/bibliography"/>
+  </ds:schemaRefs>
+</ds:datastoreItem>
+</file>
+
+<file path=customXml/itemProps6.xml><?xml version="1.0" encoding="utf-8"?>
+<ds:datastoreItem xmlns:ds="http://schemas.openxmlformats.org/officeDocument/2006/customXml" ds:itemID="{B55CE7F6-F454-4905-B2D0-6C732F33FC25}">
+  <ds:schemaRefs>
+    <ds:schemaRef ds:uri="http://schemas.openxmlformats.org/officeDocument/2006/bibliography"/>
+  </ds:schemaRefs>
+</ds:datastoreItem>
+</file>
+
+<file path=customXml/itemProps7.xml><?xml version="1.0" encoding="utf-8"?>
+<ds:datastoreItem xmlns:ds="http://schemas.openxmlformats.org/officeDocument/2006/customXml" ds:itemID="{315EE569-681F-4BA4-AB32-CAEB731064AF}">
+  <ds:schemaRefs>
+    <ds:schemaRef ds:uri="http://schemas.microsoft.com/sharepoint/v3/contenttype/forms"/>
+  </ds:schemaRefs>
+</ds:datastoreItem>
 </file>